--- a/generated_docs/0f7f113f-23b4-4388-bed7-3c905594cd30.docx
+++ b/generated_docs/0f7f113f-23b4-4388-bed7-3c905594cd30.docx
@@ -1780,7 +1780,7 @@
           <w:sz w:val="16"/>
           <w:szCs w:val="16"/>
         </w:rPr>
-        <w:t xml:space="preserve">Date: 31 May 2026</w:t>
+        <w:t xml:space="preserve">Date: 02 June 2026</w:t>
       </w:r>
     </w:p>
     <w:p>
